--- a/説明資料/説明資料_Git用.docx
+++ b/説明資料/説明資料_Git用.docx
@@ -764,7 +764,7 @@
           <w:b/>
           <w:bCs/>
         </w:rPr>
-        <w:t>反省点1: ヘッダーファイルの煩雑化</w:t>
+        <w:t>物体の生成</w:t>
       </w:r>
       <w:r>
         <w:rPr>
@@ -779,7 +779,7 @@
           <w:b/>
           <w:bCs/>
         </w:rPr>
-        <w:t>6</w:t>
+        <w:t>5</w:t>
       </w:r>
     </w:p>
     <w:p>
@@ -804,6 +804,46 @@
           <w:b/>
           <w:bCs/>
         </w:rPr>
+        <w:t>反省点1: ヘッダーファイルの煩雑化</w:t>
+      </w:r>
+      <w:r>
+        <w:rPr>
+          <w:b/>
+          <w:bCs/>
+        </w:rPr>
+        <w:tab/>
+      </w:r>
+      <w:r>
+        <w:rPr>
+          <w:rFonts w:hint="eastAsia"/>
+          <w:b/>
+          <w:bCs/>
+        </w:rPr>
+        <w:t>6</w:t>
+      </w:r>
+    </w:p>
+    <w:p>
+      <w:pPr>
+        <w:pStyle w:val="a9"/>
+        <w:numPr>
+          <w:ilvl w:val="1"/>
+          <w:numId w:val="4"/>
+        </w:numPr>
+        <w:tabs>
+          <w:tab w:val="right" w:leader="dot" w:pos="7980"/>
+        </w:tabs>
+        <w:spacing w:line="360" w:lineRule="auto"/>
+        <w:rPr>
+          <w:b/>
+          <w:bCs/>
+        </w:rPr>
+      </w:pPr>
+      <w:r>
+        <w:rPr>
+          <w:rFonts w:hint="eastAsia"/>
+          <w:b/>
+          <w:bCs/>
+        </w:rPr>
         <w:t>反省点2: 作業の順序</w:t>
       </w:r>
       <w:r>
@@ -1091,6 +1131,24 @@
         </w:rPr>
         <w:t>また空間上の物体はランダム生成となっており、描画範囲から大きく逸脱した際に削除され、反対側かつ描画範囲の若干外側に再生成される。</w:t>
       </w:r>
+      <w:r>
+        <w:rPr>
+          <w:rFonts w:hint="eastAsia"/>
+        </w:rPr>
+        <w:t>制作期間は試作が約一ヶ月、</w:t>
+      </w:r>
+      <w:r>
+        <w:rPr>
+          <w:rFonts w:hint="eastAsia"/>
+        </w:rPr>
+        <w:t>移植</w:t>
+      </w:r>
+      <w:r>
+        <w:rPr>
+          <w:rFonts w:hint="eastAsia"/>
+        </w:rPr>
+        <w:t>が二週間となっている。</w:t>
+      </w:r>
     </w:p>
     <w:p>
       <w:pPr>
@@ -1205,9 +1263,6 @@
       <w:pPr>
         <w:widowControl/>
         <w:jc w:val="left"/>
-        <w:rPr>
-          <w:rFonts w:hint="eastAsia"/>
-        </w:rPr>
       </w:pPr>
       <w:r>
         <w:rPr>
@@ -1605,6 +1660,7 @@
         </w:rPr>
         <w:t>のbatファイルは、</w:t>
       </w:r>
+      <w:proofErr w:type="spellStart"/>
       <w:r>
         <w:t>N</w:t>
       </w:r>
@@ -1612,7 +1668,14 @@
         <w:rPr>
           <w:rFonts w:hint="eastAsia"/>
         </w:rPr>
-        <w:t>kmrtkhd (2020) の記事を参考に作成した。</w:t>
+        <w:t>kmrtkhd</w:t>
+      </w:r>
+      <w:proofErr w:type="spellEnd"/>
+      <w:r>
+        <w:rPr>
+          <w:rFonts w:hint="eastAsia"/>
+        </w:rPr>
+        <w:t xml:space="preserve"> (2020) の記事を参考に作成した。</w:t>
       </w:r>
       <w:r>
         <w:rPr>
@@ -1654,7 +1717,21 @@
         <w:rPr>
           <w:rFonts w:hint="eastAsia"/>
         </w:rPr>
-        <w:t>22.04.5 LTS(Jammy Jellyfish)</w:t>
+        <w:t>22.04.5 LTS(</w:t>
+      </w:r>
+      <w:proofErr w:type="spellStart"/>
+      <w:r>
+        <w:rPr>
+          <w:rFonts w:hint="eastAsia"/>
+        </w:rPr>
+        <w:t>Jammy</w:t>
+      </w:r>
+      <w:proofErr w:type="spellEnd"/>
+      <w:r>
+        <w:rPr>
+          <w:rFonts w:hint="eastAsia"/>
+        </w:rPr>
+        <w:t xml:space="preserve"> Jellyfish)</w:t>
       </w:r>
       <w:r>
         <w:rPr>
@@ -1878,7 +1955,21 @@
         <w:rPr>
           <w:rFonts w:hint="eastAsia"/>
         </w:rPr>
-        <w:t>Python及びPygameを用いて研究と試作を行った。</w:t>
+        <w:t>Python及び</w:t>
+      </w:r>
+      <w:proofErr w:type="spellStart"/>
+      <w:r>
+        <w:rPr>
+          <w:rFonts w:hint="eastAsia"/>
+        </w:rPr>
+        <w:t>Pygame</w:t>
+      </w:r>
+      <w:proofErr w:type="spellEnd"/>
+      <w:r>
+        <w:rPr>
+          <w:rFonts w:hint="eastAsia"/>
+        </w:rPr>
+        <w:t>を用いて研究と試作を行った。</w:t>
       </w:r>
       <w:r>
         <w:rPr>
@@ -1890,7 +1981,21 @@
         <w:rPr>
           <w:rFonts w:hint="eastAsia"/>
         </w:rPr>
-        <w:t>は回転行列を使用していた (Matrix*.py) が、調べた結果と先生からのアドバイスに基づきクォータニオンに切り替えている。また動作研究の過程で、一人称視点と三人称視点は二行の書き換え、あるいはif文を五行程度追加することで切り替えられることが分かった</w:t>
+        <w:t>は回転行列を使用していた (Matrix*.</w:t>
+      </w:r>
+      <w:proofErr w:type="spellStart"/>
+      <w:r>
+        <w:rPr>
+          <w:rFonts w:hint="eastAsia"/>
+        </w:rPr>
+        <w:t>py</w:t>
+      </w:r>
+      <w:proofErr w:type="spellEnd"/>
+      <w:r>
+        <w:rPr>
+          <w:rFonts w:hint="eastAsia"/>
+        </w:rPr>
+        <w:t>) が、調べた結果と先生からのアドバイスに基づきクォータニオンに切り替えている。また動作研究の過程で、一人称視点と三人称視点は二行の書き換え、あるいはif文を五行程度追加することで切り替えられることが分かった</w:t>
       </w:r>
       <w:r>
         <w:rPr>
@@ -1951,9 +2056,6 @@
       <w:pPr>
         <w:widowControl/>
         <w:jc w:val="left"/>
-        <w:rPr>
-          <w:rFonts w:hint="eastAsia"/>
-        </w:rPr>
       </w:pPr>
     </w:p>
     <w:p>
@@ -5578,7 +5680,28 @@
         <w:rPr>
           <w:rFonts w:hint="eastAsia"/>
         </w:rPr>
-        <w:t>カメラの回転はワールド座標に基づいており (void ProductWorld) 、ローリングが可能である。対して後述する物体の生成ではローカル座標で回転させているため、積の順番を逆にした関数を別途用意した(void Product</w:t>
+        <w:t xml:space="preserve">カメラの回転はワールド座標に基づいており (void </w:t>
+      </w:r>
+      <w:proofErr w:type="spellStart"/>
+      <w:r>
+        <w:rPr>
+          <w:rFonts w:hint="eastAsia"/>
+        </w:rPr>
+        <w:t>ProductWorld</w:t>
+      </w:r>
+      <w:proofErr w:type="spellEnd"/>
+      <w:r>
+        <w:rPr>
+          <w:rFonts w:hint="eastAsia"/>
+        </w:rPr>
+        <w:t xml:space="preserve">) 、ローリングが可能である。対して後述する物体の生成ではローカル座標で回転させているため、積の順番を逆にした関数を別途用意した(void </w:t>
+      </w:r>
+      <w:proofErr w:type="spellStart"/>
+      <w:r>
+        <w:rPr>
+          <w:rFonts w:hint="eastAsia"/>
+        </w:rPr>
+        <w:t>Product</w:t>
       </w:r>
       <w:r>
         <w:rPr>
@@ -5590,7 +5713,14 @@
         <w:rPr>
           <w:rFonts w:hint="eastAsia"/>
         </w:rPr>
-        <w:t>ocal)。</w:t>
+        <w:t>ocal</w:t>
+      </w:r>
+      <w:proofErr w:type="spellEnd"/>
+      <w:r>
+        <w:rPr>
+          <w:rFonts w:hint="eastAsia"/>
+        </w:rPr>
+        <w:t>)。</w:t>
       </w:r>
     </w:p>
     <w:p>
@@ -5627,9 +5757,6 @@
       <w:pPr>
         <w:widowControl/>
         <w:jc w:val="left"/>
-        <w:rPr>
-          <w:rFonts w:hint="eastAsia"/>
-        </w:rPr>
       </w:pPr>
     </w:p>
     <w:p>
@@ -7277,7 +7404,35 @@
         <w:rPr>
           <w:rFonts w:hint="eastAsia"/>
         </w:rPr>
-        <w:t>とした。スクリーンの大きさをsx, syとすると、</w:t>
+        <w:t>とした。スクリーンの大きさを</w:t>
+      </w:r>
+      <w:proofErr w:type="spellStart"/>
+      <w:r>
+        <w:rPr>
+          <w:rFonts w:hint="eastAsia"/>
+        </w:rPr>
+        <w:t>sx</w:t>
+      </w:r>
+      <w:proofErr w:type="spellEnd"/>
+      <w:r>
+        <w:rPr>
+          <w:rFonts w:hint="eastAsia"/>
+        </w:rPr>
+        <w:t xml:space="preserve">, </w:t>
+      </w:r>
+      <w:proofErr w:type="spellStart"/>
+      <w:r>
+        <w:rPr>
+          <w:rFonts w:hint="eastAsia"/>
+        </w:rPr>
+        <w:t>sy</w:t>
+      </w:r>
+      <w:proofErr w:type="spellEnd"/>
+      <w:r>
+        <w:rPr>
+          <w:rFonts w:hint="eastAsia"/>
+        </w:rPr>
+        <w:t>とすると、</w:t>
       </w:r>
       <w:r>
         <w:rPr>
@@ -7576,9 +7731,6 @@
         <w:widowControl/>
         <w:ind w:firstLineChars="50" w:firstLine="105"/>
         <w:jc w:val="left"/>
-        <w:rPr>
-          <w:rFonts w:hint="eastAsia"/>
-        </w:rPr>
       </w:pPr>
       <w:r>
         <w:rPr>
@@ -9873,9 +10025,6 @@
       <w:pPr>
         <w:widowControl/>
         <w:jc w:val="left"/>
-        <w:rPr>
-          <w:rFonts w:hint="eastAsia"/>
-        </w:rPr>
       </w:pPr>
     </w:p>
     <w:p>
@@ -9949,9 +10098,6 @@
       <w:pPr>
         <w:widowControl/>
         <w:jc w:val="left"/>
-        <w:rPr>
-          <w:rFonts w:hint="eastAsia"/>
-        </w:rPr>
       </w:pPr>
     </w:p>
     <w:p>
@@ -10018,49 +10164,70 @@
         <w:rPr>
           <w:rFonts w:hint="eastAsia"/>
         </w:rPr>
-        <w:t>本作品には主に3つのマジックナンバーが含まれている。座標、クォータニオン、そして頂点の数である。座標は3成分、クォータニオンは4成分で表現され、恐らく不変である</w:t>
-      </w:r>
-      <w:r>
-        <w:rPr>
-          <w:rFonts w:hint="eastAsia"/>
-        </w:rPr>
-        <w:t>と考えられる</w:t>
-      </w:r>
-      <w:r>
-        <w:rPr>
-          <w:rFonts w:hint="eastAsia"/>
-        </w:rPr>
-        <w:t>。そのため、</w:t>
-      </w:r>
-      <w:r>
-        <w:rPr>
-          <w:rFonts w:hint="eastAsia"/>
-        </w:rPr>
-        <w:t>16という</w:t>
-      </w:r>
-      <w:r>
-        <w:rPr>
-          <w:rFonts w:hint="eastAsia"/>
-        </w:rPr>
-        <w:t>頂点の数を直接入力</w:t>
-      </w:r>
-      <w:r>
-        <w:rPr>
-          <w:rFonts w:hint="eastAsia"/>
-        </w:rPr>
-        <w:t>した</w:t>
-      </w:r>
-      <w:r>
-        <w:rPr>
-          <w:rFonts w:hint="eastAsia"/>
-        </w:rPr>
-        <w:t>ことの是非を考察する。</w:t>
+        <w:t>本作品</w:t>
+      </w:r>
+      <w:r>
+        <w:rPr>
+          <w:rFonts w:hint="eastAsia"/>
+        </w:rPr>
+        <w:t>では、</w:t>
+      </w:r>
+      <w:r>
+        <w:rPr>
+          <w:rFonts w:hint="eastAsia"/>
+        </w:rPr>
+        <w:t>座標</w:t>
+      </w:r>
+      <w:r>
+        <w:rPr>
+          <w:rFonts w:hint="eastAsia"/>
+        </w:rPr>
+        <w:t>と</w:t>
+      </w:r>
+      <w:r>
+        <w:rPr>
+          <w:rFonts w:hint="eastAsia"/>
+        </w:rPr>
+        <w:t>クォータニオン</w:t>
+      </w:r>
+      <w:r>
+        <w:rPr>
+          <w:rFonts w:hint="eastAsia"/>
+        </w:rPr>
+        <w:t>の計算でマジックナンバーを使用している</w:t>
+      </w:r>
+      <w:r>
+        <w:rPr>
+          <w:rFonts w:hint="eastAsia"/>
+        </w:rPr>
+        <w:t>。座標は3成分、クォータニオンは4成分で表現され、</w:t>
+      </w:r>
+      <w:r>
+        <w:rPr>
+          <w:rFonts w:hint="eastAsia"/>
+        </w:rPr>
+        <w:t>恐らく変更</w:t>
+      </w:r>
+      <w:r>
+        <w:rPr>
+          <w:rFonts w:hint="eastAsia"/>
+        </w:rPr>
+        <w:t>される</w:t>
+      </w:r>
+      <w:r>
+        <w:rPr>
+          <w:rFonts w:hint="eastAsia"/>
+        </w:rPr>
+        <w:t>ことは無いと考えた。</w:t>
       </w:r>
     </w:p>
     <w:p>
       <w:pPr>
         <w:widowControl/>
         <w:jc w:val="left"/>
+        <w:rPr>
+          <w:rFonts w:hint="eastAsia"/>
+        </w:rPr>
       </w:pPr>
       <w:r>
         <w:rPr>
@@ -10072,37 +10239,43 @@
         <w:rPr>
           <w:rFonts w:hint="eastAsia"/>
         </w:rPr>
-        <w:t>マジックナンバーのデメリットとして、可読性と保守性が低下することが挙げられる。当然16という数字と直方体の頂点の数は結び付かず、また変更する際にファイルを余分に精査する必要が生まれることが危惧される。しかしながら、</w:t>
-      </w:r>
-      <w:r>
-        <w:rPr>
-          <w:rFonts w:hint="eastAsia"/>
-        </w:rPr>
-        <w:t>以上を踏まえてもなおマジックナンバーを使用した理由は二つある。一つは</w:t>
-      </w:r>
-      <w:r>
-        <w:rPr>
-          <w:rFonts w:hint="eastAsia"/>
-        </w:rPr>
-        <w:t>普遍化</w:t>
-      </w:r>
-      <w:r>
-        <w:rPr>
-          <w:rFonts w:hint="eastAsia"/>
-        </w:rPr>
-        <w:t>に</w:t>
-      </w:r>
-      <w:r>
-        <w:rPr>
-          <w:rFonts w:hint="eastAsia"/>
-        </w:rPr>
-        <w:t>、もう一つはC++の特性に由来</w:t>
-      </w:r>
-      <w:r>
-        <w:rPr>
-          <w:rFonts w:hint="eastAsia"/>
-        </w:rPr>
-        <w:t>している。</w:t>
+        <w:t>3.3節で、15の直線から図形を生成していることを述べた。この数値は配列の宣言で使用するため、constant.hppからdefineを用いて定義している。</w:t>
+      </w:r>
+      <w:r>
+        <w:rPr>
+          <w:rFonts w:hint="eastAsia"/>
+        </w:rPr>
+        <w:t>ここに上記二つの数を記載しても良いように思える</w:t>
+      </w:r>
+      <w:r>
+        <w:rPr>
+          <w:rFonts w:hint="eastAsia"/>
+        </w:rPr>
+        <w:t>が、defineにより配列の大きさを外部で決定できることを完成後に知り、置換の見落としが発生する恐れがあったため手を加えていない。次回以降</w:t>
+      </w:r>
+      <w:r>
+        <w:rPr>
+          <w:rFonts w:hint="eastAsia"/>
+        </w:rPr>
+        <w:t>の</w:t>
+      </w:r>
+      <w:r>
+        <w:rPr>
+          <w:rFonts w:hint="eastAsia"/>
+        </w:rPr>
+        <w:t>、新規</w:t>
+      </w:r>
+      <w:r>
+        <w:rPr>
+          <w:rFonts w:hint="eastAsia"/>
+        </w:rPr>
+        <w:t>で</w:t>
+      </w:r>
+      <w:r>
+        <w:rPr>
+          <w:rFonts w:hint="eastAsia"/>
+        </w:rPr>
+        <w:t>プロジェクトを作成する際には積極的に採用したいと考える。</w:t>
       </w:r>
     </w:p>
     <w:p>
@@ -10110,240 +10283,12 @@
         <w:widowControl/>
         <w:jc w:val="left"/>
       </w:pPr>
-      <w:r>
-        <w:rPr>
-          <w:rFonts w:hint="eastAsia"/>
-        </w:rPr>
-        <w:t xml:space="preserve"> </w:t>
-      </w:r>
-      <w:r>
-        <w:rPr>
-          <w:rFonts w:hint="eastAsia"/>
-        </w:rPr>
-        <w:t>前者に関して、今回は全ての頂点の座標を愚直に変換しており、</w:t>
-      </w:r>
-      <w:r>
-        <w:rPr>
-          <w:rFonts w:hint="eastAsia"/>
-        </w:rPr>
-        <w:t>決して軽視できない</w:t>
-      </w:r>
-      <w:r>
-        <w:rPr>
-          <w:rFonts w:hint="eastAsia"/>
-        </w:rPr>
-        <w:t>計算量となっている。近年のゲームは一つのオブジェクトですらポリゴン数が数千から数万</w:t>
-      </w:r>
-      <w:r>
-        <w:rPr>
-          <w:rFonts w:hint="eastAsia"/>
-        </w:rPr>
-        <w:t>を超えており</w:t>
-      </w:r>
-      <w:r>
-        <w:rPr>
-          <w:rFonts w:hint="eastAsia"/>
-        </w:rPr>
-        <w:t>、</w:t>
-      </w:r>
-      <w:r>
-        <w:rPr>
-          <w:rFonts w:hint="eastAsia"/>
-        </w:rPr>
-        <w:t>これをスムーズに動かすための</w:t>
-      </w:r>
-      <w:r>
-        <w:rPr>
-          <w:rFonts w:hint="eastAsia"/>
-        </w:rPr>
-        <w:t>最適化術が存在しているのではないかと</w:t>
-      </w:r>
-      <w:r>
-        <w:rPr>
-          <w:rFonts w:hint="eastAsia"/>
-        </w:rPr>
-        <w:t>考えられる</w:t>
-      </w:r>
-      <w:r>
-        <w:rPr>
-          <w:rFonts w:hint="eastAsia"/>
-        </w:rPr>
-        <w:t>。この作品では直方体以外を作らないため数値が変わることが無</w:t>
-      </w:r>
-      <w:r>
-        <w:rPr>
-          <w:rFonts w:hint="eastAsia"/>
-        </w:rPr>
-        <w:t>いこと</w:t>
-      </w:r>
-      <w:r>
-        <w:rPr>
-          <w:rFonts w:hint="eastAsia"/>
-        </w:rPr>
-        <w:t>、</w:t>
-      </w:r>
-      <w:r>
-        <w:rPr>
-          <w:rFonts w:hint="eastAsia"/>
-        </w:rPr>
-        <w:t>そして</w:t>
-      </w:r>
-      <w:r>
-        <w:rPr>
-          <w:rFonts w:hint="eastAsia"/>
-        </w:rPr>
-        <w:t>他のプロジェクトでは未知の</w:t>
-      </w:r>
-      <w:r>
-        <w:rPr>
-          <w:rFonts w:hint="eastAsia"/>
-        </w:rPr>
-        <w:t>高速化技術が取り入れられ、このコードは</w:t>
-      </w:r>
-      <w:r>
-        <w:rPr>
-          <w:rFonts w:hint="eastAsia"/>
-        </w:rPr>
-        <w:t>まず</w:t>
-      </w:r>
-      <w:r>
-        <w:rPr>
-          <w:rFonts w:hint="eastAsia"/>
-        </w:rPr>
-        <w:t>流用されない</w:t>
-      </w:r>
-      <w:r>
-        <w:rPr>
-          <w:rFonts w:hint="eastAsia"/>
-        </w:rPr>
-        <w:t>だろうという予測の</w:t>
-      </w:r>
-      <w:r>
-        <w:rPr>
-          <w:rFonts w:hint="eastAsia"/>
-        </w:rPr>
-        <w:t>二点を以て、</w:t>
-      </w:r>
-      <w:r>
-        <w:rPr>
-          <w:rFonts w:hint="eastAsia"/>
-        </w:rPr>
-        <w:t>当</w:t>
-      </w:r>
-      <w:r>
-        <w:rPr>
-          <w:rFonts w:hint="eastAsia"/>
-        </w:rPr>
-        <w:t>作品のみで使用される値としてマジックナンバーを使用している。</w:t>
-      </w:r>
     </w:p>
     <w:p>
       <w:pPr>
         <w:widowControl/>
         <w:jc w:val="left"/>
       </w:pPr>
-      <w:r>
-        <w:rPr>
-          <w:rFonts w:hint="eastAsia"/>
-        </w:rPr>
-        <w:t xml:space="preserve"> </w:t>
-      </w:r>
-      <w:r>
-        <w:rPr>
-          <w:rFonts w:hint="eastAsia"/>
-        </w:rPr>
-        <w:t>また</w:t>
-      </w:r>
-      <w:r>
-        <w:rPr>
-          <w:rFonts w:hint="eastAsia"/>
-        </w:rPr>
-        <w:t>後者について、</w:t>
-      </w:r>
-      <w:r>
-        <w:rPr>
-          <w:rFonts w:hint="eastAsia"/>
-        </w:rPr>
-        <w:t>C++の配列はコンパイル時にメモリを確保しなければならないという制約が</w:t>
-      </w:r>
-      <w:r>
-        <w:rPr>
-          <w:rFonts w:hint="eastAsia"/>
-        </w:rPr>
-        <w:t>あるとのことである</w:t>
-      </w:r>
-      <w:r>
-        <w:rPr>
-          <w:rFonts w:hint="eastAsia"/>
-        </w:rPr>
-        <w:t>。変数で動的に配列を作成するためにはnewを使用する必要があるが、この手法で作成した配列は関数を返す前にdeleteで削除しなければメモリがリークしてしまうため、関数を引き継いで使用することができない</w:t>
-      </w:r>
-      <w:r>
-        <w:rPr>
-          <w:rFonts w:hint="eastAsia"/>
-        </w:rPr>
-        <w:t>のではないかと考えている</w:t>
-      </w:r>
-      <w:r>
-        <w:rPr>
-          <w:rFonts w:hint="eastAsia"/>
-        </w:rPr>
-        <w:t>。</w:t>
-      </w:r>
-      <w:r>
-        <w:rPr>
-          <w:rFonts w:hint="eastAsia"/>
-        </w:rPr>
-        <w:t>他に</w:t>
-      </w:r>
-      <w:r>
-        <w:rPr>
-          <w:rFonts w:hint="eastAsia"/>
-        </w:rPr>
-        <w:t>static const intを使用</w:t>
-      </w:r>
-      <w:r>
-        <w:rPr>
-          <w:rFonts w:hint="eastAsia"/>
-        </w:rPr>
-        <w:t>する場合も、結局のところ該当する全てのヘッダーファイルで定義が必要であ</w:t>
-      </w:r>
-      <w:r>
-        <w:rPr>
-          <w:rFonts w:hint="eastAsia"/>
-        </w:rPr>
-        <w:t>り、変更に手間が掛かることに変わりが無い</w:t>
-      </w:r>
-      <w:r>
-        <w:rPr>
-          <w:rFonts w:hint="eastAsia"/>
-        </w:rPr>
-        <w:t>。尤も私はC++に明るくないため、もしもこれら</w:t>
-      </w:r>
-      <w:r>
-        <w:rPr>
-          <w:rFonts w:hint="eastAsia"/>
-        </w:rPr>
-        <w:t>が</w:t>
-      </w:r>
-      <w:r>
-        <w:rPr>
-          <w:rFonts w:hint="eastAsia"/>
-        </w:rPr>
-        <w:t>解決</w:t>
-      </w:r>
-      <w:r>
-        <w:rPr>
-          <w:rFonts w:hint="eastAsia"/>
-        </w:rPr>
-        <w:t>できる</w:t>
-      </w:r>
-      <w:r>
-        <w:rPr>
-          <w:rFonts w:hint="eastAsia"/>
-        </w:rPr>
-        <w:t>手法が存在しているのであれば、是非ともご教示いただきたい。</w:t>
-      </w:r>
     </w:p>
     <w:p>
       <w:pPr>
@@ -10355,41 +10300,110 @@
       <w:pPr>
         <w:widowControl/>
         <w:jc w:val="left"/>
-      </w:pPr>
+        <w:rPr>
+          <w:b/>
+          <w:bCs/>
+        </w:rPr>
+      </w:pPr>
+      <w:r>
+        <w:rPr>
+          <w:rFonts w:hint="eastAsia"/>
+          <w:b/>
+          <w:bCs/>
+        </w:rPr>
+        <w:t>4.2. 当たり判定</w:t>
+      </w:r>
+      <w:r>
+        <w:rPr>
+          <w:rFonts w:hint="eastAsia"/>
+          <w:b/>
+          <w:bCs/>
+        </w:rPr>
+        <w:t>とポリゴン数</w:t>
+      </w:r>
     </w:p>
     <w:p>
       <w:pPr>
         <w:widowControl/>
         <w:jc w:val="left"/>
-        <w:rPr>
-          <w:rFonts w:hint="eastAsia"/>
-        </w:rPr>
-      </w:pPr>
+      </w:pPr>
+      <w:r>
+        <w:rPr>
+          <w:rFonts w:hint="eastAsia"/>
+        </w:rPr>
+        <w:t xml:space="preserve"> アクション</w:t>
+      </w:r>
+      <w:r>
+        <w:rPr>
+          <w:rFonts w:hint="eastAsia"/>
+        </w:rPr>
+        <w:t>ゲームにおいて必須となる機能が当たり判定である。</w:t>
+      </w:r>
+      <w:r>
+        <w:rPr>
+          <w:rFonts w:hint="eastAsia"/>
+        </w:rPr>
+        <w:t>一般に、円では半径、座標系に直交する四角形ではその座標、線分では外積等が用いられているように感じる</w:t>
+      </w:r>
+      <w:r>
+        <w:rPr>
+          <w:rFonts w:hint="eastAsia"/>
+        </w:rPr>
+        <w:t>。</w:t>
+      </w:r>
     </w:p>
     <w:p>
       <w:pPr>
         <w:widowControl/>
         <w:jc w:val="left"/>
-        <w:rPr>
-          <w:b/>
-          <w:bCs/>
-        </w:rPr>
-      </w:pPr>
-      <w:r>
-        <w:rPr>
-          <w:rFonts w:hint="eastAsia"/>
-          <w:b/>
-          <w:bCs/>
-        </w:rPr>
-        <w:t>4.2. 当たり判定</w:t>
-      </w:r>
-      <w:r>
-        <w:rPr>
-          <w:rFonts w:hint="eastAsia"/>
-          <w:b/>
-          <w:bCs/>
-        </w:rPr>
-        <w:t>とポリゴン数</w:t>
+      </w:pPr>
+      <w:r>
+        <w:rPr>
+          <w:rFonts w:hint="eastAsia"/>
+        </w:rPr>
+        <w:t xml:space="preserve"> </w:t>
+      </w:r>
+      <w:r>
+        <w:rPr>
+          <w:rFonts w:hint="eastAsia"/>
+        </w:rPr>
+        <w:t>今作品はプレイヤーが大きさの無い点であり、</w:t>
+      </w:r>
+      <w:r>
+        <w:rPr>
+          <w:rFonts w:hint="eastAsia"/>
+        </w:rPr>
+        <w:t>対象の図形は</w:t>
+      </w:r>
+      <w:r>
+        <w:rPr>
+          <w:rFonts w:hint="eastAsia"/>
+        </w:rPr>
+        <w:t>直方体</w:t>
+      </w:r>
+      <w:r>
+        <w:rPr>
+          <w:rFonts w:hint="eastAsia"/>
+        </w:rPr>
+        <w:t>、かつ</w:t>
+      </w:r>
+      <w:r>
+        <w:rPr>
+          <w:rFonts w:hint="eastAsia"/>
+        </w:rPr>
+        <w:t>全ての辺がx, y, z軸のいずれかを向いている。そのため、それぞれの最小及び最大値との比較により、一つの図形あたり6回の計算で当たりを</w:t>
+      </w:r>
+      <w:r>
+        <w:rPr>
+          <w:rFonts w:hint="eastAsia"/>
+        </w:rPr>
+        <w:t>取ること</w:t>
+      </w:r>
+      <w:r>
+        <w:rPr>
+          <w:rFonts w:hint="eastAsia"/>
+        </w:rPr>
+        <w:t>が可能である。今回はあくまで基礎研究であるため体力やスコア等は省略したが、ゲームに落とし込む難易度自体はそこまでであると考えられる。</w:t>
       </w:r>
     </w:p>
     <w:p>
@@ -10401,25 +10415,37 @@
         <w:rPr>
           <w:rFonts w:hint="eastAsia"/>
         </w:rPr>
-        <w:t xml:space="preserve"> アクション</w:t>
-      </w:r>
-      <w:r>
-        <w:rPr>
-          <w:rFonts w:hint="eastAsia"/>
-        </w:rPr>
-        <w:t>ゲームにおいて必須となる機能が当たり判定である。</w:t>
-      </w:r>
-      <w:r>
-        <w:rPr>
-          <w:rFonts w:hint="eastAsia"/>
-        </w:rPr>
-        <w:t>一般に、円では半径、座標系に直交する四角形ではその座標、線分では外積等が用いられているように感じる</w:t>
-      </w:r>
-      <w:r>
-        <w:rPr>
-          <w:rFonts w:hint="eastAsia"/>
-        </w:rPr>
-        <w:t>。</w:t>
+        <w:t xml:space="preserve"> しかしながら先にも少し触れたように、</w:t>
+      </w:r>
+      <w:r>
+        <w:rPr>
+          <w:rFonts w:hint="eastAsia"/>
+        </w:rPr>
+        <w:t>昨今のゲームでは背景や小物すらも滑らかに表現されている。今回のように全ての頂点で当たりの計算をすることは、とても現実的ではないと断言できる。そも当たり判定以前に、描画自体の処理が重くなり過ぎることが懸念される。</w:t>
+      </w:r>
+      <w:r>
+        <w:rPr>
+          <w:rFonts w:hint="eastAsia"/>
+        </w:rPr>
+        <w:t>少なくとも、</w:t>
+      </w:r>
+      <w:r>
+        <w:rPr>
+          <w:rFonts w:hint="eastAsia"/>
+        </w:rPr>
+        <w:t>裏側</w:t>
+      </w:r>
+      <w:r>
+        <w:rPr>
+          <w:rFonts w:hint="eastAsia"/>
+        </w:rPr>
+        <w:t>と呼べる部分</w:t>
+      </w:r>
+      <w:r>
+        <w:rPr>
+          <w:rFonts w:hint="eastAsia"/>
+        </w:rPr>
+        <w:t>の処理をカットする機構が必要不可欠である。</w:t>
       </w:r>
     </w:p>
     <w:p>
@@ -10427,109 +10453,17 @@
         <w:widowControl/>
         <w:jc w:val="left"/>
       </w:pPr>
-      <w:r>
-        <w:rPr>
-          <w:rFonts w:hint="eastAsia"/>
-        </w:rPr>
-        <w:lastRenderedPageBreak/>
-        <w:t xml:space="preserve"> </w:t>
-      </w:r>
-      <w:r>
-        <w:rPr>
-          <w:rFonts w:hint="eastAsia"/>
-        </w:rPr>
-        <w:t>今作品はプレイヤーが大きさの無い点であり、</w:t>
-      </w:r>
-      <w:r>
-        <w:rPr>
-          <w:rFonts w:hint="eastAsia"/>
-        </w:rPr>
-        <w:t>対象の図形は</w:t>
-      </w:r>
-      <w:r>
-        <w:rPr>
-          <w:rFonts w:hint="eastAsia"/>
-        </w:rPr>
-        <w:t>直方体</w:t>
-      </w:r>
-      <w:r>
-        <w:rPr>
-          <w:rFonts w:hint="eastAsia"/>
-        </w:rPr>
-        <w:t>、かつ</w:t>
-      </w:r>
-      <w:r>
-        <w:rPr>
-          <w:rFonts w:hint="eastAsia"/>
-        </w:rPr>
-        <w:t>全ての辺がx, y, z軸のいずれかを向いている。そのため、それぞれの最小及び最大値との比較により、一つの図形あたり6回の計算で当たりを</w:t>
-      </w:r>
-      <w:r>
-        <w:rPr>
-          <w:rFonts w:hint="eastAsia"/>
-        </w:rPr>
-        <w:t>取ること</w:t>
-      </w:r>
-      <w:r>
-        <w:rPr>
-          <w:rFonts w:hint="eastAsia"/>
-        </w:rPr>
-        <w:t>が可能である。今回はあくまで基礎研究であるため体力やスコア等は省略したが、ゲームに落とし込む難易度自体はそこまでであると考えられる。</w:t>
-      </w:r>
     </w:p>
     <w:p>
       <w:pPr>
         <w:widowControl/>
         <w:jc w:val="left"/>
-        <w:rPr>
-          <w:rFonts w:hint="eastAsia"/>
-        </w:rPr>
-      </w:pPr>
-      <w:r>
-        <w:rPr>
-          <w:rFonts w:hint="eastAsia"/>
-        </w:rPr>
-        <w:t xml:space="preserve"> しかしながら先にも少し触れたように、</w:t>
-      </w:r>
-      <w:r>
-        <w:rPr>
-          <w:rFonts w:hint="eastAsia"/>
-        </w:rPr>
-        <w:t>昨今のゲームでは背景や小物すらも滑らかに表現されている。今回のように全ての頂点で当たりの計算をすることは、とても現実的ではないと断言できる。そも当たり判定以前に、描画自体の処理が重くなり過ぎることが懸念される。</w:t>
-      </w:r>
-      <w:r>
-        <w:rPr>
-          <w:rFonts w:hint="eastAsia"/>
-        </w:rPr>
-        <w:t>少なくとも、</w:t>
-      </w:r>
-      <w:r>
-        <w:rPr>
-          <w:rFonts w:hint="eastAsia"/>
-        </w:rPr>
-        <w:t>裏側</w:t>
-      </w:r>
-      <w:r>
-        <w:rPr>
-          <w:rFonts w:hint="eastAsia"/>
-        </w:rPr>
-        <w:t>と呼べる部分</w:t>
-      </w:r>
-      <w:r>
-        <w:rPr>
-          <w:rFonts w:hint="eastAsia"/>
-        </w:rPr>
-        <w:t>の処理をカットする機構が必要不可欠である。</w:t>
-      </w:r>
+      </w:pPr>
     </w:p>
     <w:p>
       <w:pPr>
         <w:widowControl/>
         <w:jc w:val="left"/>
-        <w:rPr>
-          <w:b/>
-          <w:bCs/>
-        </w:rPr>
       </w:pPr>
     </w:p>
     <w:p>
@@ -10537,22 +10471,44 @@
         <w:widowControl/>
         <w:jc w:val="left"/>
         <w:rPr>
-          <w:rFonts w:hint="eastAsia"/>
-          <w:b/>
-          <w:bCs/>
-        </w:rPr>
-      </w:pPr>
+          <w:b/>
+          <w:bCs/>
+        </w:rPr>
+      </w:pPr>
+      <w:r>
+        <w:rPr>
+          <w:rFonts w:hint="eastAsia"/>
+          <w:b/>
+          <w:bCs/>
+        </w:rPr>
+        <w:t xml:space="preserve">4.3. </w:t>
+      </w:r>
+      <w:r>
+        <w:rPr>
+          <w:rFonts w:hint="eastAsia"/>
+          <w:b/>
+          <w:bCs/>
+        </w:rPr>
+        <w:t>物体の生成</w:t>
+      </w:r>
     </w:p>
     <w:p>
       <w:pPr>
         <w:widowControl/>
         <w:jc w:val="left"/>
-        <w:rPr>
-          <w:rFonts w:hint="eastAsia"/>
-          <w:b/>
-          <w:bCs/>
-        </w:rPr>
-      </w:pPr>
+      </w:pPr>
+      <w:r>
+        <w:rPr>
+          <w:rFonts w:hint="eastAsia"/>
+        </w:rPr>
+        <w:t xml:space="preserve"> </w:t>
+      </w:r>
+      <w:r>
+        <w:rPr>
+          <w:rFonts w:hint="eastAsia"/>
+        </w:rPr>
+        <w:t>3.3節で述べた通り、本作品では直方体が画面外のランダムな位置に生成される。そのため一切の回転をせずに放置した際に、画面内に一つも描画されない状況が生じる。</w:t>
+      </w:r>
     </w:p>
     <w:p>
       <w:pPr>
@@ -10560,233 +10516,322 @@
         <w:jc w:val="left"/>
         <w:rPr>
           <w:rFonts w:hint="eastAsia"/>
-          <w:b/>
-          <w:bCs/>
-        </w:rPr>
-      </w:pPr>
-      <w:r>
-        <w:rPr>
-          <w:rFonts w:hint="eastAsia"/>
-          <w:b/>
-          <w:bCs/>
-        </w:rPr>
-        <w:t>4.</w:t>
-      </w:r>
-      <w:r>
-        <w:rPr>
-          <w:rFonts w:hint="eastAsia"/>
-          <w:b/>
-          <w:bCs/>
-        </w:rPr>
-        <w:t>3</w:t>
-      </w:r>
-      <w:r>
-        <w:rPr>
-          <w:rFonts w:hint="eastAsia"/>
-          <w:b/>
-          <w:bCs/>
-        </w:rPr>
-        <w:t xml:space="preserve">. </w:t>
-      </w:r>
-      <w:r>
-        <w:rPr>
-          <w:rFonts w:hint="eastAsia"/>
-          <w:b/>
-          <w:bCs/>
-        </w:rPr>
-        <w:t xml:space="preserve">反省点1: </w:t>
-      </w:r>
-      <w:r>
-        <w:rPr>
-          <w:rFonts w:hint="eastAsia"/>
-          <w:b/>
-          <w:bCs/>
-        </w:rPr>
-        <w:t>ヘッダーファイルの煩雑化</w:t>
+        </w:rPr>
+      </w:pPr>
+      <w:r>
+        <w:rPr>
+          <w:rFonts w:hint="eastAsia"/>
+        </w:rPr>
+        <w:lastRenderedPageBreak/>
+        <w:t xml:space="preserve"> この対策として、新たな物体を奥の方向に生成する場合も試した。しかしながら何もない空間に突如として出現する様子が、まるで処理落ちしているような感覚を想起させたため、没となった。地球のように球面状に座標を取り、地平線を定義することで自然な表示が出来るのではないかと考え</w:t>
+      </w:r>
+      <w:r>
+        <w:rPr>
+          <w:rFonts w:hint="eastAsia"/>
+        </w:rPr>
+        <w:t>られる。ただしこれは水平方向の話であり、空に向かって真っすぐ上昇している場合</w:t>
+      </w:r>
+      <w:r>
+        <w:rPr>
+          <w:rFonts w:hint="eastAsia"/>
+        </w:rPr>
+        <w:t>、カメラを向けた時点で表示されていなければならず、</w:t>
+      </w:r>
+      <w:r>
+        <w:rPr>
+          <w:rFonts w:hint="eastAsia"/>
+        </w:rPr>
+        <w:t>別の手法を採る必要がある。そしてこれも先に述べたが、実際のゲームでは事前にマップが定義されていることが多く、厳密さを求める際には全ての</w:t>
+      </w:r>
+      <w:r>
+        <w:rPr>
+          <w:rFonts w:hint="eastAsia"/>
+        </w:rPr>
+        <w:t>雲や</w:t>
+      </w:r>
+      <w:r>
+        <w:rPr>
+          <w:rFonts w:hint="eastAsia"/>
+        </w:rPr>
+        <w:t>星の位置を決定しなければならない。</w:t>
+      </w:r>
+      <w:r>
+        <w:rPr>
+          <w:rFonts w:hint="eastAsia"/>
+        </w:rPr>
+        <w:t>以上から、ここから自然さを求める場合は、4.2節でも述べたような最適化が必要である。</w:t>
       </w:r>
     </w:p>
     <w:p>
       <w:pPr>
         <w:widowControl/>
         <w:jc w:val="left"/>
-      </w:pPr>
-      <w:r>
-        <w:rPr>
-          <w:rFonts w:hint="eastAsia"/>
-        </w:rPr>
-        <w:t xml:space="preserve"> </w:t>
-      </w:r>
-      <w:r>
-        <w:rPr>
-          <w:rFonts w:hint="eastAsia"/>
-        </w:rPr>
-        <w:t>今回の作品では、複数の関数にまたがって使用されている変数はグローバルに定義している。これが災いして、ヘッダーファイルの変数の数がかなり多く、視覚的に望ましくない形となっている。</w:t>
-      </w:r>
+        <w:rPr>
+          <w:b/>
+          <w:bCs/>
+        </w:rPr>
+      </w:pPr>
     </w:p>
     <w:p>
       <w:pPr>
         <w:widowControl/>
         <w:jc w:val="left"/>
-      </w:pPr>
-      <w:r>
-        <w:rPr>
-          <w:rFonts w:hint="eastAsia"/>
-        </w:rPr>
-        <w:t xml:space="preserve"> 解決策として、ループの度に値が変動する変数はループの中で定義し、他の関数の引数として渡す方法が挙げられる。現時点での</w:t>
-      </w:r>
-      <w:r>
-        <w:rPr>
-          <w:rFonts w:hint="eastAsia"/>
-        </w:rPr>
-        <w:t>関数の</w:t>
-      </w:r>
-      <w:r>
-        <w:rPr>
-          <w:rFonts w:hint="eastAsia"/>
-        </w:rPr>
-        <w:t>引数はほとんどが0であり、多少増やしても見栄え</w:t>
-      </w:r>
-      <w:r>
-        <w:rPr>
-          <w:rFonts w:hint="eastAsia"/>
-        </w:rPr>
-        <w:t>の</w:t>
-      </w:r>
-      <w:r>
-        <w:rPr>
-          <w:rFonts w:hint="eastAsia"/>
-        </w:rPr>
-        <w:t>悪化</w:t>
-      </w:r>
-      <w:r>
-        <w:rPr>
-          <w:rFonts w:hint="eastAsia"/>
-        </w:rPr>
-        <w:t>はあまり深刻化しないこ</w:t>
-      </w:r>
-      <w:r>
-        <w:rPr>
-          <w:rFonts w:hint="eastAsia"/>
-        </w:rPr>
-        <w:t>とが予測される。</w:t>
-      </w:r>
+        <w:rPr>
+          <w:b/>
+          <w:bCs/>
+        </w:rPr>
+      </w:pPr>
     </w:p>
     <w:p>
       <w:pPr>
         <w:widowControl/>
         <w:jc w:val="left"/>
-      </w:pPr>
-      <w:r>
-        <w:rPr>
-          <w:rFonts w:hint="eastAsia"/>
-        </w:rPr>
-        <w:t xml:space="preserve"> 加えて、初期化をヘッダーファイルで行わない手段もある。一部のクラス</w:t>
-      </w:r>
-      <w:r>
-        <w:rPr>
-          <w:rFonts w:hint="eastAsia"/>
-        </w:rPr>
-        <w:t>では、DXライブラリの関数を使用するため、</w:t>
-      </w:r>
-      <w:r>
-        <w:rPr>
-          <w:rFonts w:hint="eastAsia"/>
-        </w:rPr>
-        <w:t>Init関数を定義している。</w:t>
-      </w:r>
-      <w:r>
-        <w:rPr>
-          <w:rFonts w:hint="eastAsia"/>
-        </w:rPr>
-        <w:t>こ</w:t>
-      </w:r>
-      <w:r>
-        <w:rPr>
-          <w:rFonts w:hint="eastAsia"/>
-        </w:rPr>
-        <w:t>れを</w:t>
-      </w:r>
-      <w:r>
-        <w:rPr>
-          <w:rFonts w:hint="eastAsia"/>
-        </w:rPr>
-        <w:t>全てのクラスに</w:t>
-      </w:r>
-      <w:r>
-        <w:rPr>
-          <w:rFonts w:hint="eastAsia"/>
-        </w:rPr>
-        <w:t>適用</w:t>
-      </w:r>
-      <w:r>
-        <w:rPr>
-          <w:rFonts w:hint="eastAsia"/>
-        </w:rPr>
-        <w:t>し、パラメータはcppファイルで調整するというルールに統一する手段も有効であると考えられる。</w:t>
-      </w:r>
+        <w:rPr>
+          <w:b/>
+          <w:bCs/>
+        </w:rPr>
+      </w:pPr>
     </w:p>
     <w:p>
       <w:pPr>
         <w:widowControl/>
         <w:jc w:val="left"/>
-      </w:pPr>
+        <w:rPr>
+          <w:b/>
+          <w:bCs/>
+        </w:rPr>
+      </w:pPr>
+      <w:r>
+        <w:rPr>
+          <w:rFonts w:hint="eastAsia"/>
+          <w:b/>
+          <w:bCs/>
+        </w:rPr>
+        <w:t>4.</w:t>
+      </w:r>
+      <w:r>
+        <w:rPr>
+          <w:rFonts w:hint="eastAsia"/>
+          <w:b/>
+          <w:bCs/>
+        </w:rPr>
+        <w:t>4</w:t>
+      </w:r>
+      <w:r>
+        <w:rPr>
+          <w:rFonts w:hint="eastAsia"/>
+          <w:b/>
+          <w:bCs/>
+        </w:rPr>
+        <w:t xml:space="preserve">. </w:t>
+      </w:r>
+      <w:r>
+        <w:rPr>
+          <w:rFonts w:hint="eastAsia"/>
+          <w:b/>
+          <w:bCs/>
+        </w:rPr>
+        <w:t xml:space="preserve">反省点1: </w:t>
+      </w:r>
+      <w:r>
+        <w:rPr>
+          <w:rFonts w:hint="eastAsia"/>
+          <w:b/>
+          <w:bCs/>
+        </w:rPr>
+        <w:t>ヘッダーファイルの煩雑化</w:t>
+      </w:r>
     </w:p>
     <w:p>
       <w:pPr>
         <w:widowControl/>
         <w:jc w:val="left"/>
       </w:pPr>
+      <w:r>
+        <w:rPr>
+          <w:rFonts w:hint="eastAsia"/>
+        </w:rPr>
+        <w:t xml:space="preserve"> </w:t>
+      </w:r>
+      <w:r>
+        <w:rPr>
+          <w:rFonts w:hint="eastAsia"/>
+        </w:rPr>
+        <w:t>今回の作品では、複数の関数にまたがって使用されている変数はグローバルに定義している。これが災いして、ヘッダーファイルの変数の数がかなり多く、視覚的に望ましくない形となっている。</w:t>
+      </w:r>
     </w:p>
     <w:p>
       <w:pPr>
         <w:widowControl/>
         <w:jc w:val="left"/>
-        <w:rPr>
-          <w:rFonts w:hint="eastAsia"/>
-        </w:rPr>
-      </w:pPr>
+      </w:pPr>
+      <w:r>
+        <w:rPr>
+          <w:rFonts w:hint="eastAsia"/>
+        </w:rPr>
+        <w:t xml:space="preserve"> 解決策として、ループの度に値が変動する変数はループの中で定義し、他の関数の引数として渡す方法が挙げられる。現時点での</w:t>
+      </w:r>
+      <w:r>
+        <w:rPr>
+          <w:rFonts w:hint="eastAsia"/>
+        </w:rPr>
+        <w:t>関数の</w:t>
+      </w:r>
+      <w:r>
+        <w:rPr>
+          <w:rFonts w:hint="eastAsia"/>
+        </w:rPr>
+        <w:t>引数はほとんどが0であり、多少増やしても見栄え</w:t>
+      </w:r>
+      <w:r>
+        <w:rPr>
+          <w:rFonts w:hint="eastAsia"/>
+        </w:rPr>
+        <w:t>の</w:t>
+      </w:r>
+      <w:r>
+        <w:rPr>
+          <w:rFonts w:hint="eastAsia"/>
+        </w:rPr>
+        <w:t>悪化</w:t>
+      </w:r>
+      <w:r>
+        <w:rPr>
+          <w:rFonts w:hint="eastAsia"/>
+        </w:rPr>
+        <w:t>はあまり深刻化しないこ</w:t>
+      </w:r>
+      <w:r>
+        <w:rPr>
+          <w:rFonts w:hint="eastAsia"/>
+        </w:rPr>
+        <w:t>とが予測される。</w:t>
+      </w:r>
     </w:p>
     <w:p>
       <w:pPr>
         <w:widowControl/>
         <w:jc w:val="left"/>
-        <w:rPr>
-          <w:b/>
-          <w:bCs/>
-        </w:rPr>
-      </w:pPr>
-      <w:r>
-        <w:rPr>
-          <w:rFonts w:hint="eastAsia"/>
-          <w:b/>
-          <w:bCs/>
-        </w:rPr>
-        <w:t>4.</w:t>
-      </w:r>
-      <w:r>
-        <w:rPr>
-          <w:rFonts w:hint="eastAsia"/>
-          <w:b/>
-          <w:bCs/>
-        </w:rPr>
-        <w:t>4</w:t>
-      </w:r>
-      <w:r>
-        <w:rPr>
-          <w:rFonts w:hint="eastAsia"/>
-          <w:b/>
-          <w:bCs/>
-        </w:rPr>
-        <w:t>. 反省点2: 作業の順序</w:t>
+      </w:pPr>
+      <w:r>
+        <w:rPr>
+          <w:rFonts w:hint="eastAsia"/>
+        </w:rPr>
+        <w:t xml:space="preserve"> 加えて、初期化をヘッダーファイルで行わない手段もある。一部のクラス</w:t>
+      </w:r>
+      <w:r>
+        <w:rPr>
+          <w:rFonts w:hint="eastAsia"/>
+        </w:rPr>
+        <w:t>では、DXライブラリの関数を使用するため、</w:t>
+      </w:r>
+      <w:r>
+        <w:rPr>
+          <w:rFonts w:hint="eastAsia"/>
+        </w:rPr>
+        <w:t>Init関数を定義している。</w:t>
+      </w:r>
+      <w:r>
+        <w:rPr>
+          <w:rFonts w:hint="eastAsia"/>
+        </w:rPr>
+        <w:t>こ</w:t>
+      </w:r>
+      <w:r>
+        <w:rPr>
+          <w:rFonts w:hint="eastAsia"/>
+        </w:rPr>
+        <w:t>れを</w:t>
+      </w:r>
+      <w:r>
+        <w:rPr>
+          <w:rFonts w:hint="eastAsia"/>
+        </w:rPr>
+        <w:t>全てのクラスに</w:t>
+      </w:r>
+      <w:r>
+        <w:rPr>
+          <w:rFonts w:hint="eastAsia"/>
+        </w:rPr>
+        <w:t>適用</w:t>
+      </w:r>
+      <w:r>
+        <w:rPr>
+          <w:rFonts w:hint="eastAsia"/>
+        </w:rPr>
+        <w:t>し、パラメータは</w:t>
+      </w:r>
+      <w:proofErr w:type="spellStart"/>
+      <w:r>
+        <w:rPr>
+          <w:rFonts w:hint="eastAsia"/>
+        </w:rPr>
+        <w:t>cpp</w:t>
+      </w:r>
+      <w:proofErr w:type="spellEnd"/>
+      <w:r>
+        <w:rPr>
+          <w:rFonts w:hint="eastAsia"/>
+        </w:rPr>
+        <w:t>ファイルで調整するというルールに統一する手段も有効であると考えられる。</w:t>
       </w:r>
     </w:p>
     <w:p>
       <w:pPr>
         <w:widowControl/>
         <w:jc w:val="left"/>
-        <w:rPr>
-          <w:rFonts w:hint="eastAsia"/>
-        </w:rPr>
+      </w:pPr>
+    </w:p>
+    <w:p>
+      <w:pPr>
+        <w:widowControl/>
+        <w:jc w:val="left"/>
+      </w:pPr>
+    </w:p>
+    <w:p>
+      <w:pPr>
+        <w:widowControl/>
+        <w:jc w:val="left"/>
+      </w:pPr>
+    </w:p>
+    <w:p>
+      <w:pPr>
+        <w:widowControl/>
+        <w:jc w:val="left"/>
+        <w:rPr>
+          <w:b/>
+          <w:bCs/>
+        </w:rPr>
+      </w:pPr>
+      <w:r>
+        <w:rPr>
+          <w:rFonts w:hint="eastAsia"/>
+          <w:b/>
+          <w:bCs/>
+        </w:rPr>
+        <w:t>4.</w:t>
+      </w:r>
+      <w:r>
+        <w:rPr>
+          <w:rFonts w:hint="eastAsia"/>
+          <w:b/>
+          <w:bCs/>
+        </w:rPr>
+        <w:t>5</w:t>
+      </w:r>
+      <w:r>
+        <w:rPr>
+          <w:rFonts w:hint="eastAsia"/>
+          <w:b/>
+          <w:bCs/>
+        </w:rPr>
+        <w:t>. 反省点2: 作業の順序</w:t>
+      </w:r>
+    </w:p>
+    <w:p>
+      <w:pPr>
+        <w:widowControl/>
+        <w:jc w:val="left"/>
       </w:pPr>
       <w:r>
         <w:rPr>
@@ -10897,7 +10942,13 @@
         <w:rPr>
           <w:rFonts w:hint="eastAsia"/>
         </w:rPr>
-        <w:t>1月の終わりごろまではこれらの理解に勤しんだ。その後</w:t>
+        <w:t>まず</w:t>
+      </w:r>
+      <w:r>
+        <w:rPr>
+          <w:rFonts w:hint="eastAsia"/>
+        </w:rPr>
+        <w:t>これらの理解に勤しんだ。その後</w:t>
       </w:r>
       <w:r>
         <w:rPr>
@@ -11191,6 +11242,7 @@
         <w:ind w:left="850" w:hangingChars="405" w:hanging="850"/>
         <w:jc w:val="left"/>
       </w:pPr>
+      <w:proofErr w:type="spellStart"/>
       <w:r>
         <w:t>N</w:t>
       </w:r>
@@ -11198,7 +11250,14 @@
         <w:rPr>
           <w:rFonts w:hint="eastAsia"/>
         </w:rPr>
-        <w:t xml:space="preserve">kmrtkhd (2020). </w:t>
+        <w:t>kmrtkhd</w:t>
+      </w:r>
+      <w:proofErr w:type="spellEnd"/>
+      <w:r>
+        <w:rPr>
+          <w:rFonts w:hint="eastAsia"/>
+        </w:rPr>
+        <w:t xml:space="preserve"> (2020). </w:t>
       </w:r>
       <w:r>
         <w:t>W</w:t>
@@ -11209,13 +11268,23 @@
         </w:rPr>
         <w:t xml:space="preserve">indowsのバッチのループ内で変数を置換する. </w:t>
       </w:r>
+      <w:proofErr w:type="spellStart"/>
       <w:r>
         <w:rPr>
           <w:rFonts w:hint="eastAsia"/>
           <w:i/>
           <w:iCs/>
         </w:rPr>
-        <w:t>Qiita.</w:t>
+        <w:t>Qiita</w:t>
+      </w:r>
+      <w:proofErr w:type="spellEnd"/>
+      <w:r>
+        <w:rPr>
+          <w:rFonts w:hint="eastAsia"/>
+          <w:i/>
+          <w:iCs/>
+        </w:rPr>
+        <w:t>.</w:t>
       </w:r>
       <w:r>
         <w:rPr>
